--- a/ResearchEthicsScreeningQuestions.docx
+++ b/ResearchEthicsScreeningQuestions.docx
@@ -117,15 +117,16 @@
           <w:placeholder>
             <w:docPart w:val="DefaultPlaceholder_-1854013440"/>
           </w:placeholder>
-          <w:showingPlcHdr/>
         </w:sdtPr>
         <w:sdtEndPr/>
         <w:sdtContent>
           <w:r>
             <w:rPr>
-              <w:rStyle w:val="PlaceholderText"/>
+              <w:rFonts w:asciiTheme="minorHAnsi" w:hAnsiTheme="minorHAnsi" w:cstheme="minorHAnsi"/>
+              <w:sz w:val="22"/>
+              <w:szCs w:val="22"/>
             </w:rPr>
-            <w:t>Click or tap here to enter text.</w:t>
+            <w:t>Cory Medland</w:t>
           </w:r>
         </w:sdtContent>
       </w:sdt>
@@ -167,15 +168,44 @@
           <w:placeholder>
             <w:docPart w:val="DefaultPlaceholder_-1854013440"/>
           </w:placeholder>
-          <w:showingPlcHdr/>
         </w:sdtPr>
         <w:sdtEndPr/>
         <w:sdtContent>
+          <w:proofErr w:type="spellStart"/>
           <w:r>
             <w:rPr>
-              <w:rStyle w:val="PlaceholderText"/>
+              <w:rFonts w:asciiTheme="minorHAnsi" w:hAnsiTheme="minorHAnsi" w:cstheme="minorHAnsi"/>
+              <w:sz w:val="22"/>
+              <w:szCs w:val="22"/>
             </w:rPr>
-            <w:t>Click or tap here to enter text.</w:t>
+            <w:t>QuatreFoil</w:t>
+          </w:r>
+          <w:proofErr w:type="spellEnd"/>
+          <w:r>
+            <w:rPr>
+              <w:rFonts w:asciiTheme="minorHAnsi" w:hAnsiTheme="minorHAnsi" w:cstheme="minorHAnsi"/>
+              <w:sz w:val="22"/>
+              <w:szCs w:val="22"/>
+            </w:rPr>
+            <w:t xml:space="preserve"> – Game </w:t>
+          </w:r>
+          <w:proofErr w:type="spellStart"/>
+          <w:r>
+            <w:rPr>
+              <w:rFonts w:asciiTheme="minorHAnsi" w:hAnsiTheme="minorHAnsi" w:cstheme="minorHAnsi"/>
+              <w:sz w:val="22"/>
+              <w:szCs w:val="22"/>
+            </w:rPr>
+            <w:t>Devlopment</w:t>
+          </w:r>
+          <w:proofErr w:type="spellEnd"/>
+          <w:r>
+            <w:rPr>
+              <w:rFonts w:asciiTheme="minorHAnsi" w:hAnsiTheme="minorHAnsi" w:cstheme="minorHAnsi"/>
+              <w:sz w:val="22"/>
+              <w:szCs w:val="22"/>
+            </w:rPr>
+            <w:t xml:space="preserve"> Project</w:t>
           </w:r>
         </w:sdtContent>
       </w:sdt>
@@ -414,7 +444,7 @@
             </w:rPr>
             <w:id w:val="-812867745"/>
             <w14:checkbox>
-              <w14:checked w14:val="0"/>
+              <w14:checked w14:val="1"/>
               <w14:checkedState w14:val="2612" w14:font="MS Gothic"/>
               <w14:uncheckedState w14:val="2610" w14:font="MS Gothic"/>
             </w14:checkbox>
@@ -437,7 +467,7 @@
                     <w:rFonts w:ascii="MS Gothic" w:eastAsia="MS Gothic" w:hAnsi="MS Gothic" w:cstheme="minorHAnsi" w:hint="eastAsia"/>
                     <w:sz w:val="32"/>
                   </w:rPr>
-                  <w:t>☐</w:t>
+                  <w:t>☒</w:t>
                 </w:r>
               </w:p>
             </w:tc>
@@ -746,7 +776,7 @@
             </w:rPr>
             <w:id w:val="-1799292133"/>
             <w14:checkbox>
-              <w14:checked w14:val="0"/>
+              <w14:checked w14:val="1"/>
               <w14:checkedState w14:val="2612" w14:font="MS Gothic"/>
               <w14:uncheckedState w14:val="2610" w14:font="MS Gothic"/>
             </w14:checkbox>
@@ -769,7 +799,7 @@
                     <w:rFonts w:ascii="MS Gothic" w:eastAsia="MS Gothic" w:hAnsi="MS Gothic" w:cstheme="minorHAnsi" w:hint="eastAsia"/>
                     <w:sz w:val="32"/>
                   </w:rPr>
-                  <w:t>☐</w:t>
+                  <w:t>☒</w:t>
                 </w:r>
               </w:p>
             </w:tc>
@@ -865,7 +895,7 @@
             </w:rPr>
             <w:id w:val="990362246"/>
             <w14:checkbox>
-              <w14:checked w14:val="0"/>
+              <w14:checked w14:val="1"/>
               <w14:checkedState w14:val="2612" w14:font="MS Gothic"/>
               <w14:uncheckedState w14:val="2610" w14:font="MS Gothic"/>
             </w14:checkbox>
@@ -888,7 +918,7 @@
                     <w:rFonts w:ascii="MS Gothic" w:eastAsia="MS Gothic" w:hAnsi="MS Gothic" w:cstheme="minorHAnsi" w:hint="eastAsia"/>
                     <w:sz w:val="32"/>
                   </w:rPr>
-                  <w:t>☐</w:t>
+                  <w:t>☒</w:t>
                 </w:r>
               </w:p>
             </w:tc>
@@ -3093,7 +3123,7 @@
               </w:rPr>
               <w:id w:val="221872887"/>
               <w14:checkbox>
-                <w14:checked w14:val="0"/>
+                <w14:checked w14:val="1"/>
                 <w14:checkedState w14:val="2612" w14:font="MS Gothic"/>
                 <w14:uncheckedState w14:val="2610" w14:font="MS Gothic"/>
               </w14:checkbox>
@@ -3112,7 +3142,7 @@
                     <w:rFonts w:ascii="MS Gothic" w:eastAsia="MS Gothic" w:hAnsi="MS Gothic" w:cstheme="minorHAnsi" w:hint="eastAsia"/>
                     <w:sz w:val="32"/>
                   </w:rPr>
-                  <w:t>☐</w:t>
+                  <w:t>☒</w:t>
                 </w:r>
               </w:p>
             </w:sdtContent>
@@ -4651,6 +4681,7 @@
     <w:lsdException w:name="HTML Sample" w:semiHidden="1" w:unhideWhenUsed="1"/>
     <w:lsdException w:name="HTML Typewriter" w:semiHidden="1" w:unhideWhenUsed="1"/>
     <w:lsdException w:name="HTML Variable" w:semiHidden="1" w:unhideWhenUsed="1"/>
+    <w:lsdException w:name="Normal Table" w:semiHidden="1" w:unhideWhenUsed="1"/>
     <w:lsdException w:name="annotation subject" w:semiHidden="1" w:unhideWhenUsed="1"/>
     <w:lsdException w:name="No List" w:semiHidden="1" w:unhideWhenUsed="1"/>
     <w:lsdException w:name="Outline List 1" w:semiHidden="1" w:unhideWhenUsed="1"/>
@@ -4697,8 +4728,10 @@
     <w:lsdException w:name="Table Subtle 2" w:semiHidden="1" w:unhideWhenUsed="1"/>
     <w:lsdException w:name="Table Web 1" w:semiHidden="1" w:unhideWhenUsed="1"/>
     <w:lsdException w:name="Table Web 2" w:semiHidden="1" w:unhideWhenUsed="1"/>
+    <w:lsdException w:name="Table Web 3" w:semiHidden="1" w:unhideWhenUsed="1"/>
     <w:lsdException w:name="Balloon Text" w:semiHidden="1" w:unhideWhenUsed="1"/>
     <w:lsdException w:name="Table Grid" w:uiPriority="39"/>
+    <w:lsdException w:name="Table Theme" w:semiHidden="1" w:unhideWhenUsed="1"/>
     <w:lsdException w:name="Placeholder Text" w:semiHidden="1"/>
     <w:lsdException w:name="No Spacing" w:uiPriority="1" w:qFormat="1"/>
     <w:lsdException w:name="Light Shading" w:uiPriority="60"/>
@@ -5225,7 +5258,7 @@
     <w:charset w:val="00"/>
     <w:family w:val="roman"/>
     <w:pitch w:val="variable"/>
-    <w:sig w:usb0="E0002AFF" w:usb1="C0007843" w:usb2="00000009" w:usb3="00000000" w:csb0="000001FF" w:csb1="00000000"/>
+    <w:sig w:usb0="E0002EFF" w:usb1="C000785B" w:usb2="00000009" w:usb3="00000000" w:csb0="000001FF" w:csb1="00000000"/>
   </w:font>
   <w:font w:name="Courier New">
     <w:panose1 w:val="02070309020205020404"/>
@@ -5246,14 +5279,14 @@
     <w:charset w:val="00"/>
     <w:family w:val="swiss"/>
     <w:pitch w:val="variable"/>
-    <w:sig w:usb0="E00002FF" w:usb1="4000ACFF" w:usb2="00000001" w:usb3="00000000" w:csb0="0000019F" w:csb1="00000000"/>
+    <w:sig w:usb0="E4002EFF" w:usb1="C200247B" w:usb2="00000009" w:usb3="00000000" w:csb0="000001FF" w:csb1="00000000"/>
   </w:font>
   <w:font w:name="Arial">
     <w:panose1 w:val="020B0604020202020204"/>
     <w:charset w:val="00"/>
     <w:family w:val="swiss"/>
     <w:pitch w:val="variable"/>
-    <w:sig w:usb0="E0002AFF" w:usb1="C0007843" w:usb2="00000009" w:usb3="00000000" w:csb0="000001FF" w:csb1="00000000"/>
+    <w:sig w:usb0="E0002EFF" w:usb1="C000785B" w:usb2="00000009" w:usb3="00000000" w:csb0="000001FF" w:csb1="00000000"/>
   </w:font>
   <w:font w:name="Segoe UI">
     <w:panose1 w:val="020B0502040204020203"/>
@@ -5282,7 +5315,7 @@
     <w:charset w:val="00"/>
     <w:family w:val="swiss"/>
     <w:pitch w:val="variable"/>
-    <w:sig w:usb0="A00002EF" w:usb1="4000207B" w:usb2="00000000" w:usb3="00000000" w:csb0="0000009F" w:csb1="00000000"/>
+    <w:sig w:usb0="E4002EFF" w:usb1="C200247B" w:usb2="00000009" w:usb3="00000000" w:csb0="000001FF" w:csb1="00000000"/>
   </w:font>
 </w:fonts>
 </file>
@@ -5452,6 +5485,7 @@
     <w:lsdException w:name="HTML Sample" w:semiHidden="1" w:unhideWhenUsed="1"/>
     <w:lsdException w:name="HTML Typewriter" w:semiHidden="1" w:unhideWhenUsed="1"/>
     <w:lsdException w:name="HTML Variable" w:semiHidden="1" w:unhideWhenUsed="1"/>
+    <w:lsdException w:name="Normal Table" w:semiHidden="1" w:unhideWhenUsed="1"/>
     <w:lsdException w:name="annotation subject" w:semiHidden="1" w:unhideWhenUsed="1"/>
     <w:lsdException w:name="No List" w:semiHidden="1" w:unhideWhenUsed="1"/>
     <w:lsdException w:name="Outline List 1" w:semiHidden="1" w:unhideWhenUsed="1"/>
@@ -5498,8 +5532,10 @@
     <w:lsdException w:name="Table Subtle 2" w:semiHidden="1" w:unhideWhenUsed="1"/>
     <w:lsdException w:name="Table Web 1" w:semiHidden="1" w:unhideWhenUsed="1"/>
     <w:lsdException w:name="Table Web 2" w:semiHidden="1" w:unhideWhenUsed="1"/>
+    <w:lsdException w:name="Table Web 3" w:semiHidden="1" w:unhideWhenUsed="1"/>
     <w:lsdException w:name="Balloon Text" w:semiHidden="1" w:unhideWhenUsed="1"/>
     <w:lsdException w:name="Table Grid" w:uiPriority="39"/>
+    <w:lsdException w:name="Table Theme" w:semiHidden="1" w:unhideWhenUsed="1"/>
     <w:lsdException w:name="Placeholder Text" w:semiHidden="1"/>
     <w:lsdException w:name="No Spacing" w:uiPriority="1" w:qFormat="1"/>
     <w:lsdException w:name="Light Shading" w:uiPriority="60"/>
@@ -6068,6 +6104,10 @@
 </file>
 
 <file path=customXml/item1.xml><?xml version="1.0" encoding="utf-8"?>
+<b:Sources xmlns:b="http://schemas.openxmlformats.org/officeDocument/2006/bibliography" xmlns="http://schemas.openxmlformats.org/officeDocument/2006/bibliography" SelectedStyle="/APASixthEditionOfficeOnline.xsl" StyleName="APA" Version="6"/>
+</file>
+
+<file path=customXml/item2.xml><?xml version="1.0" encoding="utf-8"?>
 <?mso-contentType ?>
 <FormTemplates xmlns="http://schemas.microsoft.com/sharepoint/v3/contenttype/forms">
   <Display>DocumentLibraryForm</Display>
@@ -6076,11 +6116,26 @@
 </FormTemplates>
 </file>
 
-<file path=customXml/item2.xml><?xml version="1.0" encoding="utf-8"?>
-<b:Sources xmlns:b="http://schemas.openxmlformats.org/officeDocument/2006/bibliography" xmlns="http://schemas.openxmlformats.org/officeDocument/2006/bibliography" SelectedStyle="/APASixthEditionOfficeOnline.xsl" StyleName="APA" Version="6"/>
+<file path=customXml/item3.xml><?xml version="1.0" encoding="utf-8"?>
+<p:properties xmlns:p="http://schemas.microsoft.com/office/2006/metadata/properties" xmlns:xsi="http://www.w3.org/2001/XMLSchema-instance" xmlns:pc="http://schemas.microsoft.com/office/infopath/2007/PartnerControls">
+  <documentManagement>
+    <SharedWithUsers xmlns="6ce72eaf-c591-4ffb-9714-b7bd0b2f4b18">
+      <UserInfo>
+        <DisplayName>Susie Fowler</DisplayName>
+        <AccountId>15</AccountId>
+        <AccountType/>
+      </UserInfo>
+      <UserInfo>
+        <DisplayName>Douglas Gray</DisplayName>
+        <AccountId>11</AccountId>
+        <AccountType/>
+      </UserInfo>
+    </SharedWithUsers>
+  </documentManagement>
+</p:properties>
 </file>
 
-<file path=customXml/item3.xml><?xml version="1.0" encoding="utf-8"?>
+<file path=customXml/item4.xml><?xml version="1.0" encoding="utf-8"?>
 <ct:contentTypeSchema xmlns:ct="http://schemas.microsoft.com/office/2006/metadata/contentType" xmlns:ma="http://schemas.microsoft.com/office/2006/metadata/properties/metaAttributes" ct:_="" ma:_="" ma:contentTypeName="Document" ma:contentTypeID="0x010100DB48A3DDE96516498D76F1537FC3D4AE" ma:contentTypeVersion="11" ma:contentTypeDescription="Create a new document." ma:contentTypeScope="" ma:versionID="7d4dddc6da03aeea95c7e8b9b69a88ac">
   <xsd:schema xmlns:xsd="http://www.w3.org/2001/XMLSchema" xmlns:xs="http://www.w3.org/2001/XMLSchema" xmlns:p="http://schemas.microsoft.com/office/2006/metadata/properties" xmlns:ns2="74e8a5a9-2c45-4ac2-84f0-ace54aa33734" xmlns:ns3="6ce72eaf-c591-4ffb-9714-b7bd0b2f4b18" targetNamespace="http://schemas.microsoft.com/office/2006/metadata/properties" ma:root="true" ma:fieldsID="6a2f23baa1ef485c375b117d6d5fad5b" ns2:_="" ns3:_="">
     <xsd:import namespace="74e8a5a9-2c45-4ac2-84f0-ace54aa33734"/>
@@ -6291,26 +6346,15 @@
 </ct:contentTypeSchema>
 </file>
 
-<file path=customXml/item4.xml><?xml version="1.0" encoding="utf-8"?>
-<p:properties xmlns:p="http://schemas.microsoft.com/office/2006/metadata/properties" xmlns:xsi="http://www.w3.org/2001/XMLSchema-instance" xmlns:pc="http://schemas.microsoft.com/office/infopath/2007/PartnerControls">
-  <documentManagement>
-    <SharedWithUsers xmlns="6ce72eaf-c591-4ffb-9714-b7bd0b2f4b18">
-      <UserInfo>
-        <DisplayName>Susie Fowler</DisplayName>
-        <AccountId>15</AccountId>
-        <AccountType/>
-      </UserInfo>
-      <UserInfo>
-        <DisplayName>Douglas Gray</DisplayName>
-        <AccountId>11</AccountId>
-        <AccountType/>
-      </UserInfo>
-    </SharedWithUsers>
-  </documentManagement>
-</p:properties>
+<file path=customXml/itemProps1.xml><?xml version="1.0" encoding="utf-8"?>
+<ds:datastoreItem xmlns:ds="http://schemas.openxmlformats.org/officeDocument/2006/customXml" ds:itemID="{C714DA09-7286-43B9-A5B8-66B7A20A021C}">
+  <ds:schemaRefs>
+    <ds:schemaRef ds:uri="http://schemas.openxmlformats.org/officeDocument/2006/bibliography"/>
+  </ds:schemaRefs>
+</ds:datastoreItem>
 </file>
 
-<file path=customXml/itemProps1.xml><?xml version="1.0" encoding="utf-8"?>
+<file path=customXml/itemProps2.xml><?xml version="1.0" encoding="utf-8"?>
 <ds:datastoreItem xmlns:ds="http://schemas.openxmlformats.org/officeDocument/2006/customXml" ds:itemID="{74F860CF-BB91-40D2-91F3-DE86882DBD12}">
   <ds:schemaRefs>
     <ds:schemaRef ds:uri="http://schemas.microsoft.com/sharepoint/v3/contenttype/forms"/>
@@ -6318,15 +6362,17 @@
 </ds:datastoreItem>
 </file>
 
-<file path=customXml/itemProps2.xml><?xml version="1.0" encoding="utf-8"?>
-<ds:datastoreItem xmlns:ds="http://schemas.openxmlformats.org/officeDocument/2006/customXml" ds:itemID="{C714DA09-7286-43B9-A5B8-66B7A20A021C}">
+<file path=customXml/itemProps3.xml><?xml version="1.0" encoding="utf-8"?>
+<ds:datastoreItem xmlns:ds="http://schemas.openxmlformats.org/officeDocument/2006/customXml" ds:itemID="{5AB4E55E-91A8-4A93-8103-CF4E690ECD4E}">
   <ds:schemaRefs>
-    <ds:schemaRef ds:uri="http://schemas.openxmlformats.org/officeDocument/2006/bibliography"/>
+    <ds:schemaRef ds:uri="http://schemas.microsoft.com/office/2006/metadata/properties"/>
+    <ds:schemaRef ds:uri="http://schemas.microsoft.com/office/infopath/2007/PartnerControls"/>
+    <ds:schemaRef ds:uri="6ce72eaf-c591-4ffb-9714-b7bd0b2f4b18"/>
   </ds:schemaRefs>
 </ds:datastoreItem>
 </file>
 
-<file path=customXml/itemProps3.xml><?xml version="1.0" encoding="utf-8"?>
+<file path=customXml/itemProps4.xml><?xml version="1.0" encoding="utf-8"?>
 <ds:datastoreItem xmlns:ds="http://schemas.openxmlformats.org/officeDocument/2006/customXml" ds:itemID="{7EC4673A-EEA9-49E7-98A2-F019FBDF1990}">
   <ds:schemaRefs>
     <ds:schemaRef ds:uri="http://schemas.microsoft.com/office/2006/metadata/contentType"/>
@@ -6343,14 +6389,4 @@
     <ds:schemaRef ds:uri="http://schemas.microsoft.com/internal/obd"/>
   </ds:schemaRefs>
 </ds:datastoreItem>
-</file>
-
-<file path=customXml/itemProps4.xml><?xml version="1.0" encoding="utf-8"?>
-<ds:datastoreItem xmlns:ds="http://schemas.openxmlformats.org/officeDocument/2006/customXml" ds:itemID="{5AB4E55E-91A8-4A93-8103-CF4E690ECD4E}">
-  <ds:schemaRefs>
-    <ds:schemaRef ds:uri="http://schemas.microsoft.com/office/2006/metadata/properties"/>
-    <ds:schemaRef ds:uri="http://schemas.microsoft.com/office/infopath/2007/PartnerControls"/>
-    <ds:schemaRef ds:uri="6ce72eaf-c591-4ffb-9714-b7bd0b2f4b18"/>
-  </ds:schemaRefs>
-</ds:datastoreItem>
 </file>
--- a/ResearchEthicsScreeningQuestions.docx
+++ b/ResearchEthicsScreeningQuestions.docx
@@ -1,6 +1,6 @@
 
 <file path=word/document.xml><?xml version="1.0" encoding="utf-8"?>
-<w:document xmlns:wpc="http://schemas.microsoft.com/office/word/2010/wordprocessingCanvas" xmlns:cx="http://schemas.microsoft.com/office/drawing/2014/chartex" xmlns:cx1="http://schemas.microsoft.com/office/drawing/2015/9/8/chartex" xmlns:cx2="http://schemas.microsoft.com/office/drawing/2015/10/21/chartex" xmlns:cx3="http://schemas.microsoft.com/office/drawing/2016/5/9/chartex" xmlns:cx4="http://schemas.microsoft.com/office/drawing/2016/5/10/chartex" xmlns:cx5="http://schemas.microsoft.com/office/drawing/2016/5/11/chartex" xmlns:cx6="http://schemas.microsoft.com/office/drawing/2016/5/12/chartex" xmlns:cx7="http://schemas.microsoft.com/office/drawing/2016/5/13/chartex" xmlns:cx8="http://schemas.microsoft.com/office/drawing/2016/5/14/chartex" xmlns:mc="http://schemas.openxmlformats.org/markup-compatibility/2006" xmlns:aink="http://schemas.microsoft.com/office/drawing/2016/ink" xmlns:am3d="http://schemas.microsoft.com/office/drawing/2017/model3d" xmlns:o="urn:schemas-microsoft-com:office:office" xmlns:r="http://schemas.openxmlformats.org/officeDocument/2006/relationships" xmlns:m="http://schemas.openxmlformats.org/officeDocument/2006/math" xmlns:v="urn:schemas-microsoft-com:vml" xmlns:wp14="http://schemas.microsoft.com/office/word/2010/wordprocessingDrawing" xmlns:wp="http://schemas.openxmlformats.org/drawingml/2006/wordprocessingDrawing" xmlns:w10="urn:schemas-microsoft-com:office:word" xmlns:w="http://schemas.openxmlformats.org/wordprocessingml/2006/main" xmlns:w14="http://schemas.microsoft.com/office/word/2010/wordml" xmlns:w15="http://schemas.microsoft.com/office/word/2012/wordml" xmlns:w16cex="http://schemas.microsoft.com/office/word/2018/wordml/cex" xmlns:w16cid="http://schemas.microsoft.com/office/word/2016/wordml/cid" xmlns:w16="http://schemas.microsoft.com/office/word/2018/wordml" xmlns:w16sdtdh="http://schemas.microsoft.com/office/word/2020/wordml/sdtdatahash" xmlns:w16se="http://schemas.microsoft.com/office/word/2015/wordml/symex" xmlns:wpg="http://schemas.microsoft.com/office/word/2010/wordprocessingGroup" xmlns:wpi="http://schemas.microsoft.com/office/word/2010/wordprocessingInk" xmlns:wne="http://schemas.microsoft.com/office/word/2006/wordml" xmlns:wps="http://schemas.microsoft.com/office/word/2010/wordprocessingShape" mc:Ignorable="w14 w15 w16se w16cid w16 w16cex w16sdtdh wp14">
+<w:document xmlns:wpc="http://schemas.microsoft.com/office/word/2010/wordprocessingCanvas" xmlns:cx="http://schemas.microsoft.com/office/drawing/2014/chartex" xmlns:cx1="http://schemas.microsoft.com/office/drawing/2015/9/8/chartex" xmlns:cx2="http://schemas.microsoft.com/office/drawing/2015/10/21/chartex" xmlns:cx3="http://schemas.microsoft.com/office/drawing/2016/5/9/chartex" xmlns:cx4="http://schemas.microsoft.com/office/drawing/2016/5/10/chartex" xmlns:cx5="http://schemas.microsoft.com/office/drawing/2016/5/11/chartex" xmlns:cx6="http://schemas.microsoft.com/office/drawing/2016/5/12/chartex" xmlns:cx7="http://schemas.microsoft.com/office/drawing/2016/5/13/chartex" xmlns:cx8="http://schemas.microsoft.com/office/drawing/2016/5/14/chartex" xmlns:mc="http://schemas.openxmlformats.org/markup-compatibility/2006" xmlns:aink="http://schemas.microsoft.com/office/drawing/2016/ink" xmlns:am3d="http://schemas.microsoft.com/office/drawing/2017/model3d" xmlns:o="urn:schemas-microsoft-com:office:office" xmlns:oel="http://schemas.microsoft.com/office/2019/extlst" xmlns:r="http://schemas.openxmlformats.org/officeDocument/2006/relationships" xmlns:m="http://schemas.openxmlformats.org/officeDocument/2006/math" xmlns:v="urn:schemas-microsoft-com:vml" xmlns:wp14="http://schemas.microsoft.com/office/word/2010/wordprocessingDrawing" xmlns:wp="http://schemas.openxmlformats.org/drawingml/2006/wordprocessingDrawing" xmlns:w10="urn:schemas-microsoft-com:office:word" xmlns:w="http://schemas.openxmlformats.org/wordprocessingml/2006/main" xmlns:w14="http://schemas.microsoft.com/office/word/2010/wordml" xmlns:w15="http://schemas.microsoft.com/office/word/2012/wordml" xmlns:w16cex="http://schemas.microsoft.com/office/word/2018/wordml/cex" xmlns:w16cid="http://schemas.microsoft.com/office/word/2016/wordml/cid" xmlns:w16="http://schemas.microsoft.com/office/word/2018/wordml" xmlns:w16du="http://schemas.microsoft.com/office/word/2023/wordml/word16du" xmlns:w16sdtdh="http://schemas.microsoft.com/office/word/2020/wordml/sdtdatahash" xmlns:w16sdtfl="http://schemas.microsoft.com/office/word/2024/wordml/sdtformatlock" xmlns:w16se="http://schemas.microsoft.com/office/word/2015/wordml/symex" xmlns:wpg="http://schemas.microsoft.com/office/word/2010/wordprocessingGroup" xmlns:wpi="http://schemas.microsoft.com/office/word/2010/wordprocessingInk" xmlns:wne="http://schemas.microsoft.com/office/word/2006/wordml" xmlns:wps="http://schemas.microsoft.com/office/word/2010/wordprocessingShape" mc:Ignorable="w14 w15 w16se w16cid w16 w16cex w16sdtdh w16sdtfl w16du wp14">
   <w:body>
     <w:p>
       <w:pPr>
@@ -118,7 +118,6 @@
             <w:docPart w:val="DefaultPlaceholder_-1854013440"/>
           </w:placeholder>
         </w:sdtPr>
-        <w:sdtEndPr/>
         <w:sdtContent>
           <w:r>
             <w:rPr>
@@ -169,7 +168,6 @@
             <w:docPart w:val="DefaultPlaceholder_-1854013440"/>
           </w:placeholder>
         </w:sdtPr>
-        <w:sdtEndPr/>
         <w:sdtContent>
           <w:proofErr w:type="spellStart"/>
           <w:r>
@@ -412,7 +410,6 @@
               <w14:uncheckedState w14:val="2610" w14:font="MS Gothic"/>
             </w14:checkbox>
           </w:sdtPr>
-          <w:sdtEndPr/>
           <w:sdtContent>
             <w:tc>
               <w:tcPr>
@@ -449,7 +446,6 @@
               <w14:uncheckedState w14:val="2610" w14:font="MS Gothic"/>
             </w14:checkbox>
           </w:sdtPr>
-          <w:sdtEndPr/>
           <w:sdtContent>
             <w:tc>
               <w:tcPr>
@@ -696,7 +692,7 @@
                 <w:rFonts w:asciiTheme="minorHAnsi" w:hAnsiTheme="minorHAnsi" w:cstheme="minorHAnsi"/>
                 <w:sz w:val="20"/>
               </w:rPr>
-              <w:t>are:</w:t>
+              <w:t>are</w:t>
             </w:r>
             <w:proofErr w:type="gramEnd"/>
             <w:r>
@@ -704,7 +700,7 @@
                 <w:rFonts w:asciiTheme="minorHAnsi" w:hAnsiTheme="minorHAnsi" w:cstheme="minorHAnsi"/>
                 <w:sz w:val="20"/>
               </w:rPr>
-              <w:t xml:space="preserve"> </w:t>
+              <w:t xml:space="preserve">: </w:t>
             </w:r>
           </w:p>
           <w:p>
@@ -781,7 +777,6 @@
               <w14:uncheckedState w14:val="2610" w14:font="MS Gothic"/>
             </w14:checkbox>
           </w:sdtPr>
-          <w:sdtEndPr/>
           <w:sdtContent>
             <w:tc>
               <w:tcPr>
@@ -818,7 +813,6 @@
               <w14:uncheckedState w14:val="2610" w14:font="MS Gothic"/>
             </w14:checkbox>
           </w:sdtPr>
-          <w:sdtEndPr/>
           <w:sdtContent>
             <w:tc>
               <w:tcPr>
@@ -900,7 +894,6 @@
               <w14:uncheckedState w14:val="2610" w14:font="MS Gothic"/>
             </w14:checkbox>
           </w:sdtPr>
-          <w:sdtEndPr/>
           <w:sdtContent>
             <w:tc>
               <w:tcPr>
@@ -937,7 +930,6 @@
               <w14:uncheckedState w14:val="2610" w14:font="MS Gothic"/>
             </w14:checkbox>
           </w:sdtPr>
-          <w:sdtEndPr/>
           <w:sdtContent>
             <w:tc>
               <w:tcPr>
@@ -1549,7 +1541,6 @@
               <w14:uncheckedState w14:val="2610" w14:font="MS Gothic"/>
             </w14:checkbox>
           </w:sdtPr>
-          <w:sdtEndPr/>
           <w:sdtContent>
             <w:tc>
               <w:tcPr>
@@ -1588,7 +1579,6 @@
               <w14:uncheckedState w14:val="2610" w14:font="MS Gothic"/>
             </w14:checkbox>
           </w:sdtPr>
-          <w:sdtEndPr/>
           <w:sdtContent>
             <w:tc>
               <w:tcPr>
@@ -1768,7 +1758,6 @@
               <w14:uncheckedState w14:val="2610" w14:font="MS Gothic"/>
             </w14:checkbox>
           </w:sdtPr>
-          <w:sdtEndPr/>
           <w:sdtContent>
             <w:tc>
               <w:tcPr>
@@ -1806,7 +1795,6 @@
               <w14:uncheckedState w14:val="2610" w14:font="MS Gothic"/>
             </w14:checkbox>
           </w:sdtPr>
-          <w:sdtEndPr/>
           <w:sdtContent>
             <w:tc>
               <w:tcPr>
@@ -1893,7 +1881,6 @@
               <w14:uncheckedState w14:val="2610" w14:font="MS Gothic"/>
             </w14:checkbox>
           </w:sdtPr>
-          <w:sdtEndPr/>
           <w:sdtContent>
             <w:tc>
               <w:tcPr>
@@ -1931,7 +1918,6 @@
               <w14:uncheckedState w14:val="2610" w14:font="MS Gothic"/>
             </w14:checkbox>
           </w:sdtPr>
-          <w:sdtEndPr/>
           <w:sdtContent>
             <w:tc>
               <w:tcPr>
@@ -2103,7 +2089,6 @@
               <w14:uncheckedState w14:val="2610" w14:font="MS Gothic"/>
             </w14:checkbox>
           </w:sdtPr>
-          <w:sdtEndPr/>
           <w:sdtContent>
             <w:tc>
               <w:tcPr>
@@ -2141,7 +2126,6 @@
               <w14:uncheckedState w14:val="2610" w14:font="MS Gothic"/>
             </w14:checkbox>
           </w:sdtPr>
-          <w:sdtEndPr/>
           <w:sdtContent>
             <w:tc>
               <w:tcPr>
@@ -2228,7 +2212,6 @@
               <w14:uncheckedState w14:val="2610" w14:font="MS Gothic"/>
             </w14:checkbox>
           </w:sdtPr>
-          <w:sdtEndPr/>
           <w:sdtContent>
             <w:tc>
               <w:tcPr>
@@ -2266,7 +2249,6 @@
               <w14:uncheckedState w14:val="2610" w14:font="MS Gothic"/>
             </w14:checkbox>
           </w:sdtPr>
-          <w:sdtEndPr/>
           <w:sdtContent>
             <w:tc>
               <w:tcPr>
@@ -2568,7 +2550,6 @@
               <w14:uncheckedState w14:val="2610" w14:font="MS Gothic"/>
             </w14:checkbox>
           </w:sdtPr>
-          <w:sdtEndPr/>
           <w:sdtContent>
             <w:tc>
               <w:tcPr>
@@ -2606,7 +2587,6 @@
               <w14:uncheckedState w14:val="2610" w14:font="MS Gothic"/>
             </w14:checkbox>
           </w:sdtPr>
-          <w:sdtEndPr/>
           <w:sdtContent>
             <w:tc>
               <w:tcPr>
@@ -3128,7 +3108,6 @@
                 <w14:uncheckedState w14:val="2610" w14:font="MS Gothic"/>
               </w14:checkbox>
             </w:sdtPr>
-            <w:sdtEndPr/>
             <w:sdtContent>
               <w:p>
                 <w:pPr>
@@ -3190,12 +3169,11 @@
             </w:rPr>
             <w:id w:val="46428582"/>
             <w14:checkbox>
-              <w14:checked w14:val="0"/>
+              <w14:checked w14:val="1"/>
               <w14:checkedState w14:val="2612" w14:font="MS Gothic"/>
               <w14:uncheckedState w14:val="2610" w14:font="MS Gothic"/>
             </w14:checkbox>
           </w:sdtPr>
-          <w:sdtEndPr/>
           <w:sdtContent>
             <w:tc>
               <w:tcPr>
@@ -3213,7 +3191,7 @@
                     <w:rFonts w:ascii="MS Gothic" w:eastAsia="MS Gothic" w:hAnsi="MS Gothic" w:cstheme="minorHAnsi" w:hint="eastAsia"/>
                     <w:sz w:val="32"/>
                   </w:rPr>
-                  <w:t>☐</w:t>
+                  <w:t>☒</w:t>
                 </w:r>
               </w:p>
             </w:tc>
@@ -3483,7 +3461,7 @@
 </file>
 
 <file path=word/endnotes.xml><?xml version="1.0" encoding="utf-8"?>
-<w:endnotes xmlns:wpc="http://schemas.microsoft.com/office/word/2010/wordprocessingCanvas" xmlns:cx="http://schemas.microsoft.com/office/drawing/2014/chartex" xmlns:cx1="http://schemas.microsoft.com/office/drawing/2015/9/8/chartex" xmlns:cx2="http://schemas.microsoft.com/office/drawing/2015/10/21/chartex" xmlns:cx3="http://schemas.microsoft.com/office/drawing/2016/5/9/chartex" xmlns:cx4="http://schemas.microsoft.com/office/drawing/2016/5/10/chartex" xmlns:cx5="http://schemas.microsoft.com/office/drawing/2016/5/11/chartex" xmlns:cx6="http://schemas.microsoft.com/office/drawing/2016/5/12/chartex" xmlns:cx7="http://schemas.microsoft.com/office/drawing/2016/5/13/chartex" xmlns:cx8="http://schemas.microsoft.com/office/drawing/2016/5/14/chartex" xmlns:mc="http://schemas.openxmlformats.org/markup-compatibility/2006" xmlns:aink="http://schemas.microsoft.com/office/drawing/2016/ink" xmlns:am3d="http://schemas.microsoft.com/office/drawing/2017/model3d" xmlns:o="urn:schemas-microsoft-com:office:office" xmlns:r="http://schemas.openxmlformats.org/officeDocument/2006/relationships" xmlns:m="http://schemas.openxmlformats.org/officeDocument/2006/math" xmlns:v="urn:schemas-microsoft-com:vml" xmlns:wp14="http://schemas.microsoft.com/office/word/2010/wordprocessingDrawing" xmlns:wp="http://schemas.openxmlformats.org/drawingml/2006/wordprocessingDrawing" xmlns:w10="urn:schemas-microsoft-com:office:word" xmlns:w="http://schemas.openxmlformats.org/wordprocessingml/2006/main" xmlns:w14="http://schemas.microsoft.com/office/word/2010/wordml" xmlns:w15="http://schemas.microsoft.com/office/word/2012/wordml" xmlns:w16cex="http://schemas.microsoft.com/office/word/2018/wordml/cex" xmlns:w16cid="http://schemas.microsoft.com/office/word/2016/wordml/cid" xmlns:w16="http://schemas.microsoft.com/office/word/2018/wordml" xmlns:w16sdtdh="http://schemas.microsoft.com/office/word/2020/wordml/sdtdatahash" xmlns:w16se="http://schemas.microsoft.com/office/word/2015/wordml/symex" xmlns:wpg="http://schemas.microsoft.com/office/word/2010/wordprocessingGroup" xmlns:wpi="http://schemas.microsoft.com/office/word/2010/wordprocessingInk" xmlns:wne="http://schemas.microsoft.com/office/word/2006/wordml" xmlns:wps="http://schemas.microsoft.com/office/word/2010/wordprocessingShape" mc:Ignorable="w14 w15 w16se w16cid w16 w16cex w16sdtdh wp14">
+<w:endnotes xmlns:wpc="http://schemas.microsoft.com/office/word/2010/wordprocessingCanvas" xmlns:cx="http://schemas.microsoft.com/office/drawing/2014/chartex" xmlns:cx1="http://schemas.microsoft.com/office/drawing/2015/9/8/chartex" xmlns:cx2="http://schemas.microsoft.com/office/drawing/2015/10/21/chartex" xmlns:cx3="http://schemas.microsoft.com/office/drawing/2016/5/9/chartex" xmlns:cx4="http://schemas.microsoft.com/office/drawing/2016/5/10/chartex" xmlns:cx5="http://schemas.microsoft.com/office/drawing/2016/5/11/chartex" xmlns:cx6="http://schemas.microsoft.com/office/drawing/2016/5/12/chartex" xmlns:cx7="http://schemas.microsoft.com/office/drawing/2016/5/13/chartex" xmlns:cx8="http://schemas.microsoft.com/office/drawing/2016/5/14/chartex" xmlns:mc="http://schemas.openxmlformats.org/markup-compatibility/2006" xmlns:aink="http://schemas.microsoft.com/office/drawing/2016/ink" xmlns:am3d="http://schemas.microsoft.com/office/drawing/2017/model3d" xmlns:o="urn:schemas-microsoft-com:office:office" xmlns:oel="http://schemas.microsoft.com/office/2019/extlst" xmlns:r="http://schemas.openxmlformats.org/officeDocument/2006/relationships" xmlns:m="http://schemas.openxmlformats.org/officeDocument/2006/math" xmlns:v="urn:schemas-microsoft-com:vml" xmlns:wp14="http://schemas.microsoft.com/office/word/2010/wordprocessingDrawing" xmlns:wp="http://schemas.openxmlformats.org/drawingml/2006/wordprocessingDrawing" xmlns:w10="urn:schemas-microsoft-com:office:word" xmlns:w="http://schemas.openxmlformats.org/wordprocessingml/2006/main" xmlns:w14="http://schemas.microsoft.com/office/word/2010/wordml" xmlns:w15="http://schemas.microsoft.com/office/word/2012/wordml" xmlns:w16cex="http://schemas.microsoft.com/office/word/2018/wordml/cex" xmlns:w16cid="http://schemas.microsoft.com/office/word/2016/wordml/cid" xmlns:w16="http://schemas.microsoft.com/office/word/2018/wordml" xmlns:w16du="http://schemas.microsoft.com/office/word/2023/wordml/word16du" xmlns:w16sdtdh="http://schemas.microsoft.com/office/word/2020/wordml/sdtdatahash" xmlns:w16sdtfl="http://schemas.microsoft.com/office/word/2024/wordml/sdtformatlock" xmlns:w16se="http://schemas.microsoft.com/office/word/2015/wordml/symex" xmlns:wpg="http://schemas.microsoft.com/office/word/2010/wordprocessingGroup" xmlns:wpi="http://schemas.microsoft.com/office/word/2010/wordprocessingInk" xmlns:wne="http://schemas.microsoft.com/office/word/2006/wordml" xmlns:wps="http://schemas.microsoft.com/office/word/2010/wordprocessingShape" mc:Ignorable="w14 w15 w16se w16cid w16 w16cex w16sdtdh w16sdtfl w16du wp14">
   <w:endnote w:type="separator" w:id="-1">
     <w:p>
       <w:r>
@@ -3502,7 +3480,7 @@
 </file>
 
 <file path=word/footer1.xml><?xml version="1.0" encoding="utf-8"?>
-<w:ftr xmlns:wpc="http://schemas.microsoft.com/office/word/2010/wordprocessingCanvas" xmlns:cx="http://schemas.microsoft.com/office/drawing/2014/chartex" xmlns:cx1="http://schemas.microsoft.com/office/drawing/2015/9/8/chartex" xmlns:cx2="http://schemas.microsoft.com/office/drawing/2015/10/21/chartex" xmlns:cx3="http://schemas.microsoft.com/office/drawing/2016/5/9/chartex" xmlns:cx4="http://schemas.microsoft.com/office/drawing/2016/5/10/chartex" xmlns:cx5="http://schemas.microsoft.com/office/drawing/2016/5/11/chartex" xmlns:cx6="http://schemas.microsoft.com/office/drawing/2016/5/12/chartex" xmlns:cx7="http://schemas.microsoft.com/office/drawing/2016/5/13/chartex" xmlns:cx8="http://schemas.microsoft.com/office/drawing/2016/5/14/chartex" xmlns:mc="http://schemas.openxmlformats.org/markup-compatibility/2006" xmlns:aink="http://schemas.microsoft.com/office/drawing/2016/ink" xmlns:am3d="http://schemas.microsoft.com/office/drawing/2017/model3d" xmlns:o="urn:schemas-microsoft-com:office:office" xmlns:r="http://schemas.openxmlformats.org/officeDocument/2006/relationships" xmlns:m="http://schemas.openxmlformats.org/officeDocument/2006/math" xmlns:v="urn:schemas-microsoft-com:vml" xmlns:wp14="http://schemas.microsoft.com/office/word/2010/wordprocessingDrawing" xmlns:wp="http://schemas.openxmlformats.org/drawingml/2006/wordprocessingDrawing" xmlns:w10="urn:schemas-microsoft-com:office:word" xmlns:w="http://schemas.openxmlformats.org/wordprocessingml/2006/main" xmlns:w14="http://schemas.microsoft.com/office/word/2010/wordml" xmlns:w15="http://schemas.microsoft.com/office/word/2012/wordml" xmlns:w16cex="http://schemas.microsoft.com/office/word/2018/wordml/cex" xmlns:w16cid="http://schemas.microsoft.com/office/word/2016/wordml/cid" xmlns:w16="http://schemas.microsoft.com/office/word/2018/wordml" xmlns:w16sdtdh="http://schemas.microsoft.com/office/word/2020/wordml/sdtdatahash" xmlns:w16se="http://schemas.microsoft.com/office/word/2015/wordml/symex" xmlns:wpg="http://schemas.microsoft.com/office/word/2010/wordprocessingGroup" xmlns:wpi="http://schemas.microsoft.com/office/word/2010/wordprocessingInk" xmlns:wne="http://schemas.microsoft.com/office/word/2006/wordml" xmlns:wps="http://schemas.microsoft.com/office/word/2010/wordprocessingShape" mc:Ignorable="w14 w15 w16se w16cid w16 w16cex w16sdtdh wp14">
+<w:ftr xmlns:wpc="http://schemas.microsoft.com/office/word/2010/wordprocessingCanvas" xmlns:cx="http://schemas.microsoft.com/office/drawing/2014/chartex" xmlns:cx1="http://schemas.microsoft.com/office/drawing/2015/9/8/chartex" xmlns:cx2="http://schemas.microsoft.com/office/drawing/2015/10/21/chartex" xmlns:cx3="http://schemas.microsoft.com/office/drawing/2016/5/9/chartex" xmlns:cx4="http://schemas.microsoft.com/office/drawing/2016/5/10/chartex" xmlns:cx5="http://schemas.microsoft.com/office/drawing/2016/5/11/chartex" xmlns:cx6="http://schemas.microsoft.com/office/drawing/2016/5/12/chartex" xmlns:cx7="http://schemas.microsoft.com/office/drawing/2016/5/13/chartex" xmlns:cx8="http://schemas.microsoft.com/office/drawing/2016/5/14/chartex" xmlns:mc="http://schemas.openxmlformats.org/markup-compatibility/2006" xmlns:aink="http://schemas.microsoft.com/office/drawing/2016/ink" xmlns:am3d="http://schemas.microsoft.com/office/drawing/2017/model3d" xmlns:o="urn:schemas-microsoft-com:office:office" xmlns:oel="http://schemas.microsoft.com/office/2019/extlst" xmlns:r="http://schemas.openxmlformats.org/officeDocument/2006/relationships" xmlns:m="http://schemas.openxmlformats.org/officeDocument/2006/math" xmlns:v="urn:schemas-microsoft-com:vml" xmlns:wp14="http://schemas.microsoft.com/office/word/2010/wordprocessingDrawing" xmlns:wp="http://schemas.openxmlformats.org/drawingml/2006/wordprocessingDrawing" xmlns:w10="urn:schemas-microsoft-com:office:word" xmlns:w="http://schemas.openxmlformats.org/wordprocessingml/2006/main" xmlns:w14="http://schemas.microsoft.com/office/word/2010/wordml" xmlns:w15="http://schemas.microsoft.com/office/word/2012/wordml" xmlns:w16cex="http://schemas.microsoft.com/office/word/2018/wordml/cex" xmlns:w16cid="http://schemas.microsoft.com/office/word/2016/wordml/cid" xmlns:w16="http://schemas.microsoft.com/office/word/2018/wordml" xmlns:w16du="http://schemas.microsoft.com/office/word/2023/wordml/word16du" xmlns:w16sdtdh="http://schemas.microsoft.com/office/word/2020/wordml/sdtdatahash" xmlns:w16sdtfl="http://schemas.microsoft.com/office/word/2024/wordml/sdtformatlock" xmlns:w16se="http://schemas.microsoft.com/office/word/2015/wordml/symex" xmlns:wpg="http://schemas.microsoft.com/office/word/2010/wordprocessingGroup" xmlns:wpi="http://schemas.microsoft.com/office/word/2010/wordprocessingInk" xmlns:wne="http://schemas.microsoft.com/office/word/2006/wordml" xmlns:wps="http://schemas.microsoft.com/office/word/2010/wordprocessingShape" mc:Ignorable="w14 w15 w16se w16cid w16 w16cex w16sdtdh w16sdtfl w16du wp14">
   <w:sdt>
     <w:sdtPr>
       <w:rPr>
@@ -3600,7 +3578,7 @@
 </file>
 
 <file path=word/footnotes.xml><?xml version="1.0" encoding="utf-8"?>
-<w:footnotes xmlns:wpc="http://schemas.microsoft.com/office/word/2010/wordprocessingCanvas" xmlns:cx="http://schemas.microsoft.com/office/drawing/2014/chartex" xmlns:cx1="http://schemas.microsoft.com/office/drawing/2015/9/8/chartex" xmlns:cx2="http://schemas.microsoft.com/office/drawing/2015/10/21/chartex" xmlns:cx3="http://schemas.microsoft.com/office/drawing/2016/5/9/chartex" xmlns:cx4="http://schemas.microsoft.com/office/drawing/2016/5/10/chartex" xmlns:cx5="http://schemas.microsoft.com/office/drawing/2016/5/11/chartex" xmlns:cx6="http://schemas.microsoft.com/office/drawing/2016/5/12/chartex" xmlns:cx7="http://schemas.microsoft.com/office/drawing/2016/5/13/chartex" xmlns:cx8="http://schemas.microsoft.com/office/drawing/2016/5/14/chartex" xmlns:mc="http://schemas.openxmlformats.org/markup-compatibility/2006" xmlns:aink="http://schemas.microsoft.com/office/drawing/2016/ink" xmlns:am3d="http://schemas.microsoft.com/office/drawing/2017/model3d" xmlns:o="urn:schemas-microsoft-com:office:office" xmlns:r="http://schemas.openxmlformats.org/officeDocument/2006/relationships" xmlns:m="http://schemas.openxmlformats.org/officeDocument/2006/math" xmlns:v="urn:schemas-microsoft-com:vml" xmlns:wp14="http://schemas.microsoft.com/office/word/2010/wordprocessingDrawing" xmlns:wp="http://schemas.openxmlformats.org/drawingml/2006/wordprocessingDrawing" xmlns:w10="urn:schemas-microsoft-com:office:word" xmlns:w="http://schemas.openxmlformats.org/wordprocessingml/2006/main" xmlns:w14="http://schemas.microsoft.com/office/word/2010/wordml" xmlns:w15="http://schemas.microsoft.com/office/word/2012/wordml" xmlns:w16cex="http://schemas.microsoft.com/office/word/2018/wordml/cex" xmlns:w16cid="http://schemas.microsoft.com/office/word/2016/wordml/cid" xmlns:w16="http://schemas.microsoft.com/office/word/2018/wordml" xmlns:w16sdtdh="http://schemas.microsoft.com/office/word/2020/wordml/sdtdatahash" xmlns:w16se="http://schemas.microsoft.com/office/word/2015/wordml/symex" xmlns:wpg="http://schemas.microsoft.com/office/word/2010/wordprocessingGroup" xmlns:wpi="http://schemas.microsoft.com/office/word/2010/wordprocessingInk" xmlns:wne="http://schemas.microsoft.com/office/word/2006/wordml" xmlns:wps="http://schemas.microsoft.com/office/word/2010/wordprocessingShape" mc:Ignorable="w14 w15 w16se w16cid w16 w16cex w16sdtdh wp14">
+<w:footnotes xmlns:wpc="http://schemas.microsoft.com/office/word/2010/wordprocessingCanvas" xmlns:cx="http://schemas.microsoft.com/office/drawing/2014/chartex" xmlns:cx1="http://schemas.microsoft.com/office/drawing/2015/9/8/chartex" xmlns:cx2="http://schemas.microsoft.com/office/drawing/2015/10/21/chartex" xmlns:cx3="http://schemas.microsoft.com/office/drawing/2016/5/9/chartex" xmlns:cx4="http://schemas.microsoft.com/office/drawing/2016/5/10/chartex" xmlns:cx5="http://schemas.microsoft.com/office/drawing/2016/5/11/chartex" xmlns:cx6="http://schemas.microsoft.com/office/drawing/2016/5/12/chartex" xmlns:cx7="http://schemas.microsoft.com/office/drawing/2016/5/13/chartex" xmlns:cx8="http://schemas.microsoft.com/office/drawing/2016/5/14/chartex" xmlns:mc="http://schemas.openxmlformats.org/markup-compatibility/2006" xmlns:aink="http://schemas.microsoft.com/office/drawing/2016/ink" xmlns:am3d="http://schemas.microsoft.com/office/drawing/2017/model3d" xmlns:o="urn:schemas-microsoft-com:office:office" xmlns:oel="http://schemas.microsoft.com/office/2019/extlst" xmlns:r="http://schemas.openxmlformats.org/officeDocument/2006/relationships" xmlns:m="http://schemas.openxmlformats.org/officeDocument/2006/math" xmlns:v="urn:schemas-microsoft-com:vml" xmlns:wp14="http://schemas.microsoft.com/office/word/2010/wordprocessingDrawing" xmlns:wp="http://schemas.openxmlformats.org/drawingml/2006/wordprocessingDrawing" xmlns:w10="urn:schemas-microsoft-com:office:word" xmlns:w="http://schemas.openxmlformats.org/wordprocessingml/2006/main" xmlns:w14="http://schemas.microsoft.com/office/word/2010/wordml" xmlns:w15="http://schemas.microsoft.com/office/word/2012/wordml" xmlns:w16cex="http://schemas.microsoft.com/office/word/2018/wordml/cex" xmlns:w16cid="http://schemas.microsoft.com/office/word/2016/wordml/cid" xmlns:w16="http://schemas.microsoft.com/office/word/2018/wordml" xmlns:w16du="http://schemas.microsoft.com/office/word/2023/wordml/word16du" xmlns:w16sdtdh="http://schemas.microsoft.com/office/word/2020/wordml/sdtdatahash" xmlns:w16sdtfl="http://schemas.microsoft.com/office/word/2024/wordml/sdtformatlock" xmlns:w16se="http://schemas.microsoft.com/office/word/2015/wordml/symex" xmlns:wpg="http://schemas.microsoft.com/office/word/2010/wordprocessingGroup" xmlns:wpi="http://schemas.microsoft.com/office/word/2010/wordprocessingInk" xmlns:wne="http://schemas.microsoft.com/office/word/2006/wordml" xmlns:wps="http://schemas.microsoft.com/office/word/2010/wordprocessingShape" mc:Ignorable="w14 w15 w16se w16cid w16 w16cex w16sdtdh w16sdtfl w16du wp14">
   <w:footnote w:type="separator" w:id="-1">
     <w:p>
       <w:r>
@@ -3619,7 +3597,7 @@
 </file>
 
 <file path=word/header1.xml><?xml version="1.0" encoding="utf-8"?>
-<w:hdr xmlns:wpc="http://schemas.microsoft.com/office/word/2010/wordprocessingCanvas" xmlns:cx="http://schemas.microsoft.com/office/drawing/2014/chartex" xmlns:cx1="http://schemas.microsoft.com/office/drawing/2015/9/8/chartex" xmlns:cx2="http://schemas.microsoft.com/office/drawing/2015/10/21/chartex" xmlns:cx3="http://schemas.microsoft.com/office/drawing/2016/5/9/chartex" xmlns:cx4="http://schemas.microsoft.com/office/drawing/2016/5/10/chartex" xmlns:cx5="http://schemas.microsoft.com/office/drawing/2016/5/11/chartex" xmlns:cx6="http://schemas.microsoft.com/office/drawing/2016/5/12/chartex" xmlns:cx7="http://schemas.microsoft.com/office/drawing/2016/5/13/chartex" xmlns:cx8="http://schemas.microsoft.com/office/drawing/2016/5/14/chartex" xmlns:mc="http://schemas.openxmlformats.org/markup-compatibility/2006" xmlns:aink="http://schemas.microsoft.com/office/drawing/2016/ink" xmlns:am3d="http://schemas.microsoft.com/office/drawing/2017/model3d" xmlns:o="urn:schemas-microsoft-com:office:office" xmlns:r="http://schemas.openxmlformats.org/officeDocument/2006/relationships" xmlns:m="http://schemas.openxmlformats.org/officeDocument/2006/math" xmlns:v="urn:schemas-microsoft-com:vml" xmlns:wp14="http://schemas.microsoft.com/office/word/2010/wordprocessingDrawing" xmlns:wp="http://schemas.openxmlformats.org/drawingml/2006/wordprocessingDrawing" xmlns:w10="urn:schemas-microsoft-com:office:word" xmlns:w="http://schemas.openxmlformats.org/wordprocessingml/2006/main" xmlns:w14="http://schemas.microsoft.com/office/word/2010/wordml" xmlns:w15="http://schemas.microsoft.com/office/word/2012/wordml" xmlns:w16cex="http://schemas.microsoft.com/office/word/2018/wordml/cex" xmlns:w16cid="http://schemas.microsoft.com/office/word/2016/wordml/cid" xmlns:w16="http://schemas.microsoft.com/office/word/2018/wordml" xmlns:w16sdtdh="http://schemas.microsoft.com/office/word/2020/wordml/sdtdatahash" xmlns:w16se="http://schemas.microsoft.com/office/word/2015/wordml/symex" xmlns:wpg="http://schemas.microsoft.com/office/word/2010/wordprocessingGroup" xmlns:wpi="http://schemas.microsoft.com/office/word/2010/wordprocessingInk" xmlns:wne="http://schemas.microsoft.com/office/word/2006/wordml" xmlns:wps="http://schemas.microsoft.com/office/word/2010/wordprocessingShape" mc:Ignorable="w14 w15 w16se w16cid w16 w16cex w16sdtdh wp14">
+<w:hdr xmlns:wpc="http://schemas.microsoft.com/office/word/2010/wordprocessingCanvas" xmlns:cx="http://schemas.microsoft.com/office/drawing/2014/chartex" xmlns:cx1="http://schemas.microsoft.com/office/drawing/2015/9/8/chartex" xmlns:cx2="http://schemas.microsoft.com/office/drawing/2015/10/21/chartex" xmlns:cx3="http://schemas.microsoft.com/office/drawing/2016/5/9/chartex" xmlns:cx4="http://schemas.microsoft.com/office/drawing/2016/5/10/chartex" xmlns:cx5="http://schemas.microsoft.com/office/drawing/2016/5/11/chartex" xmlns:cx6="http://schemas.microsoft.com/office/drawing/2016/5/12/chartex" xmlns:cx7="http://schemas.microsoft.com/office/drawing/2016/5/13/chartex" xmlns:cx8="http://schemas.microsoft.com/office/drawing/2016/5/14/chartex" xmlns:mc="http://schemas.openxmlformats.org/markup-compatibility/2006" xmlns:aink="http://schemas.microsoft.com/office/drawing/2016/ink" xmlns:am3d="http://schemas.microsoft.com/office/drawing/2017/model3d" xmlns:o="urn:schemas-microsoft-com:office:office" xmlns:oel="http://schemas.microsoft.com/office/2019/extlst" xmlns:r="http://schemas.openxmlformats.org/officeDocument/2006/relationships" xmlns:m="http://schemas.openxmlformats.org/officeDocument/2006/math" xmlns:v="urn:schemas-microsoft-com:vml" xmlns:wp14="http://schemas.microsoft.com/office/word/2010/wordprocessingDrawing" xmlns:wp="http://schemas.openxmlformats.org/drawingml/2006/wordprocessingDrawing" xmlns:w10="urn:schemas-microsoft-com:office:word" xmlns:w="http://schemas.openxmlformats.org/wordprocessingml/2006/main" xmlns:w14="http://schemas.microsoft.com/office/word/2010/wordml" xmlns:w15="http://schemas.microsoft.com/office/word/2012/wordml" xmlns:w16cex="http://schemas.microsoft.com/office/word/2018/wordml/cex" xmlns:w16cid="http://schemas.microsoft.com/office/word/2016/wordml/cid" xmlns:w16="http://schemas.microsoft.com/office/word/2018/wordml" xmlns:w16du="http://schemas.microsoft.com/office/word/2023/wordml/word16du" xmlns:w16sdtdh="http://schemas.microsoft.com/office/word/2020/wordml/sdtdatahash" xmlns:w16sdtfl="http://schemas.microsoft.com/office/word/2024/wordml/sdtformatlock" xmlns:w16se="http://schemas.microsoft.com/office/word/2015/wordml/symex" xmlns:wpg="http://schemas.microsoft.com/office/word/2010/wordprocessingGroup" xmlns:wpi="http://schemas.microsoft.com/office/word/2010/wordprocessingInk" xmlns:wne="http://schemas.microsoft.com/office/word/2006/wordml" xmlns:wps="http://schemas.microsoft.com/office/word/2010/wordprocessingShape" mc:Ignorable="w14 w15 w16se w16cid w16 w16cex w16sdtdh w16sdtfl w16du wp14">
   <w:p>
     <w:pPr>
       <w:spacing w:before="92"/>
@@ -3792,7 +3770,7 @@
 </file>
 
 <file path=word/numbering.xml><?xml version="1.0" encoding="utf-8"?>
-<w:numbering xmlns:wpc="http://schemas.microsoft.com/office/word/2010/wordprocessingCanvas" xmlns:cx="http://schemas.microsoft.com/office/drawing/2014/chartex" xmlns:cx1="http://schemas.microsoft.com/office/drawing/2015/9/8/chartex" xmlns:cx2="http://schemas.microsoft.com/office/drawing/2015/10/21/chartex" xmlns:cx3="http://schemas.microsoft.com/office/drawing/2016/5/9/chartex" xmlns:cx4="http://schemas.microsoft.com/office/drawing/2016/5/10/chartex" xmlns:cx5="http://schemas.microsoft.com/office/drawing/2016/5/11/chartex" xmlns:cx6="http://schemas.microsoft.com/office/drawing/2016/5/12/chartex" xmlns:cx7="http://schemas.microsoft.com/office/drawing/2016/5/13/chartex" xmlns:cx8="http://schemas.microsoft.com/office/drawing/2016/5/14/chartex" xmlns:mc="http://schemas.openxmlformats.org/markup-compatibility/2006" xmlns:aink="http://schemas.microsoft.com/office/drawing/2016/ink" xmlns:am3d="http://schemas.microsoft.com/office/drawing/2017/model3d" xmlns:o="urn:schemas-microsoft-com:office:office" xmlns:r="http://schemas.openxmlformats.org/officeDocument/2006/relationships" xmlns:m="http://schemas.openxmlformats.org/officeDocument/2006/math" xmlns:v="urn:schemas-microsoft-com:vml" xmlns:wp14="http://schemas.microsoft.com/office/word/2010/wordprocessingDrawing" xmlns:wp="http://schemas.openxmlformats.org/drawingml/2006/wordprocessingDrawing" xmlns:w10="urn:schemas-microsoft-com:office:word" xmlns:w="http://schemas.openxmlformats.org/wordprocessingml/2006/main" xmlns:w14="http://schemas.microsoft.com/office/word/2010/wordml" xmlns:w15="http://schemas.microsoft.com/office/word/2012/wordml" xmlns:w16cex="http://schemas.microsoft.com/office/word/2018/wordml/cex" xmlns:w16cid="http://schemas.microsoft.com/office/word/2016/wordml/cid" xmlns:w16="http://schemas.microsoft.com/office/word/2018/wordml" xmlns:w16sdtdh="http://schemas.microsoft.com/office/word/2020/wordml/sdtdatahash" xmlns:w16se="http://schemas.microsoft.com/office/word/2015/wordml/symex" xmlns:wpg="http://schemas.microsoft.com/office/word/2010/wordprocessingGroup" xmlns:wpi="http://schemas.microsoft.com/office/word/2010/wordprocessingInk" xmlns:wne="http://schemas.microsoft.com/office/word/2006/wordml" xmlns:wps="http://schemas.microsoft.com/office/word/2010/wordprocessingShape" mc:Ignorable="w14 w15 w16se w16cid w16 w16cex w16sdtdh wp14">
+<w:numbering xmlns:wpc="http://schemas.microsoft.com/office/word/2010/wordprocessingCanvas" xmlns:cx="http://schemas.microsoft.com/office/drawing/2014/chartex" xmlns:cx1="http://schemas.microsoft.com/office/drawing/2015/9/8/chartex" xmlns:cx2="http://schemas.microsoft.com/office/drawing/2015/10/21/chartex" xmlns:cx3="http://schemas.microsoft.com/office/drawing/2016/5/9/chartex" xmlns:cx4="http://schemas.microsoft.com/office/drawing/2016/5/10/chartex" xmlns:cx5="http://schemas.microsoft.com/office/drawing/2016/5/11/chartex" xmlns:cx6="http://schemas.microsoft.com/office/drawing/2016/5/12/chartex" xmlns:cx7="http://schemas.microsoft.com/office/drawing/2016/5/13/chartex" xmlns:cx8="http://schemas.microsoft.com/office/drawing/2016/5/14/chartex" xmlns:mc="http://schemas.openxmlformats.org/markup-compatibility/2006" xmlns:aink="http://schemas.microsoft.com/office/drawing/2016/ink" xmlns:am3d="http://schemas.microsoft.com/office/drawing/2017/model3d" xmlns:o="urn:schemas-microsoft-com:office:office" xmlns:oel="http://schemas.microsoft.com/office/2019/extlst" xmlns:r="http://schemas.openxmlformats.org/officeDocument/2006/relationships" xmlns:m="http://schemas.openxmlformats.org/officeDocument/2006/math" xmlns:v="urn:schemas-microsoft-com:vml" xmlns:wp14="http://schemas.microsoft.com/office/word/2010/wordprocessingDrawing" xmlns:wp="http://schemas.openxmlformats.org/drawingml/2006/wordprocessingDrawing" xmlns:w10="urn:schemas-microsoft-com:office:word" xmlns:w="http://schemas.openxmlformats.org/wordprocessingml/2006/main" xmlns:w14="http://schemas.microsoft.com/office/word/2010/wordml" xmlns:w15="http://schemas.microsoft.com/office/word/2012/wordml" xmlns:w16cex="http://schemas.microsoft.com/office/word/2018/wordml/cex" xmlns:w16cid="http://schemas.microsoft.com/office/word/2016/wordml/cid" xmlns:w16="http://schemas.microsoft.com/office/word/2018/wordml" xmlns:w16du="http://schemas.microsoft.com/office/word/2023/wordml/word16du" xmlns:w16sdtdh="http://schemas.microsoft.com/office/word/2020/wordml/sdtdatahash" xmlns:w16sdtfl="http://schemas.microsoft.com/office/word/2024/wordml/sdtformatlock" xmlns:w16se="http://schemas.microsoft.com/office/word/2015/wordml/symex" xmlns:wpg="http://schemas.microsoft.com/office/word/2010/wordprocessingGroup" xmlns:wpi="http://schemas.microsoft.com/office/word/2010/wordprocessingInk" xmlns:wne="http://schemas.microsoft.com/office/word/2006/wordml" xmlns:wps="http://schemas.microsoft.com/office/word/2010/wordprocessingShape" mc:Ignorable="w14 w15 w16se w16cid w16 w16cex w16sdtdh w16sdtfl w16du wp14">
   <w:abstractNum w:abstractNumId="0" w15:restartNumberingAfterBreak="0">
     <w:nsid w:val="020074CF"/>
     <w:multiLevelType w:val="hybridMultilevel"/>
@@ -4534,32 +4512,32 @@
       </w:rPr>
     </w:lvl>
   </w:abstractNum>
-  <w:num w:numId="1">
+  <w:num w:numId="1" w16cid:durableId="1996450926">
     <w:abstractNumId w:val="1"/>
   </w:num>
-  <w:num w:numId="2">
+  <w:num w:numId="2" w16cid:durableId="1480918748">
     <w:abstractNumId w:val="2"/>
   </w:num>
-  <w:num w:numId="3">
+  <w:num w:numId="3" w16cid:durableId="1707294522">
     <w:abstractNumId w:val="6"/>
   </w:num>
-  <w:num w:numId="4">
+  <w:num w:numId="4" w16cid:durableId="1197231950">
     <w:abstractNumId w:val="5"/>
   </w:num>
-  <w:num w:numId="5">
+  <w:num w:numId="5" w16cid:durableId="999387108">
     <w:abstractNumId w:val="0"/>
   </w:num>
-  <w:num w:numId="6">
+  <w:num w:numId="6" w16cid:durableId="741146794">
     <w:abstractNumId w:val="4"/>
   </w:num>
-  <w:num w:numId="7">
+  <w:num w:numId="7" w16cid:durableId="559677681">
     <w:abstractNumId w:val="3"/>
   </w:num>
 </w:numbering>
 </file>
 
 <file path=word/styles.xml><?xml version="1.0" encoding="utf-8"?>
-<w:styles xmlns:mc="http://schemas.openxmlformats.org/markup-compatibility/2006" xmlns:r="http://schemas.openxmlformats.org/officeDocument/2006/relationships" xmlns:w="http://schemas.openxmlformats.org/wordprocessingml/2006/main" xmlns:w14="http://schemas.microsoft.com/office/word/2010/wordml" xmlns:w15="http://schemas.microsoft.com/office/word/2012/wordml" xmlns:w16cex="http://schemas.microsoft.com/office/word/2018/wordml/cex" xmlns:w16cid="http://schemas.microsoft.com/office/word/2016/wordml/cid" xmlns:w16="http://schemas.microsoft.com/office/word/2018/wordml" xmlns:w16sdtdh="http://schemas.microsoft.com/office/word/2020/wordml/sdtdatahash" xmlns:w16se="http://schemas.microsoft.com/office/word/2015/wordml/symex" mc:Ignorable="w14 w15 w16se w16cid w16 w16cex w16sdtdh">
+<w:styles xmlns:mc="http://schemas.openxmlformats.org/markup-compatibility/2006" xmlns:r="http://schemas.openxmlformats.org/officeDocument/2006/relationships" xmlns:w="http://schemas.openxmlformats.org/wordprocessingml/2006/main" xmlns:w14="http://schemas.microsoft.com/office/word/2010/wordml" xmlns:w15="http://schemas.microsoft.com/office/word/2012/wordml" xmlns:w16cex="http://schemas.microsoft.com/office/word/2018/wordml/cex" xmlns:w16cid="http://schemas.microsoft.com/office/word/2016/wordml/cid" xmlns:w16="http://schemas.microsoft.com/office/word/2018/wordml" xmlns:w16du="http://schemas.microsoft.com/office/word/2023/wordml/word16du" xmlns:w16sdtdh="http://schemas.microsoft.com/office/word/2020/wordml/sdtdatahash" xmlns:w16sdtfl="http://schemas.microsoft.com/office/word/2024/wordml/sdtformatlock" xmlns:w16se="http://schemas.microsoft.com/office/word/2015/wordml/symex" mc:Ignorable="w14 w15 w16se w16cid w16 w16cex w16sdtdh w16sdtfl w16du">
   <w:docDefaults>
     <w:rPrDefault>
       <w:rPr>
@@ -5212,7 +5190,7 @@
 </file>
 
 <file path=word/glossary/document.xml><?xml version="1.0" encoding="utf-8"?>
-<w:glossaryDocument xmlns:wpc="http://schemas.microsoft.com/office/word/2010/wordprocessingCanvas" xmlns:cx="http://schemas.microsoft.com/office/drawing/2014/chartex" xmlns:cx1="http://schemas.microsoft.com/office/drawing/2015/9/8/chartex" xmlns:cx2="http://schemas.microsoft.com/office/drawing/2015/10/21/chartex" xmlns:cx3="http://schemas.microsoft.com/office/drawing/2016/5/9/chartex" xmlns:cx4="http://schemas.microsoft.com/office/drawing/2016/5/10/chartex" xmlns:cx5="http://schemas.microsoft.com/office/drawing/2016/5/11/chartex" xmlns:cx6="http://schemas.microsoft.com/office/drawing/2016/5/12/chartex" xmlns:cx7="http://schemas.microsoft.com/office/drawing/2016/5/13/chartex" xmlns:cx8="http://schemas.microsoft.com/office/drawing/2016/5/14/chartex" xmlns:mc="http://schemas.openxmlformats.org/markup-compatibility/2006" xmlns:aink="http://schemas.microsoft.com/office/drawing/2016/ink" xmlns:am3d="http://schemas.microsoft.com/office/drawing/2017/model3d" xmlns:o="urn:schemas-microsoft-com:office:office" xmlns:r="http://schemas.openxmlformats.org/officeDocument/2006/relationships" xmlns:m="http://schemas.openxmlformats.org/officeDocument/2006/math" xmlns:v="urn:schemas-microsoft-com:vml" xmlns:wp14="http://schemas.microsoft.com/office/word/2010/wordprocessingDrawing" xmlns:wp="http://schemas.openxmlformats.org/drawingml/2006/wordprocessingDrawing" xmlns:w10="urn:schemas-microsoft-com:office:word" xmlns:w="http://schemas.openxmlformats.org/wordprocessingml/2006/main" xmlns:w14="http://schemas.microsoft.com/office/word/2010/wordml" xmlns:w15="http://schemas.microsoft.com/office/word/2012/wordml" xmlns:w16cex="http://schemas.microsoft.com/office/word/2018/wordml/cex" xmlns:w16cid="http://schemas.microsoft.com/office/word/2016/wordml/cid" xmlns:w16="http://schemas.microsoft.com/office/word/2018/wordml" xmlns:w16sdtdh="http://schemas.microsoft.com/office/word/2020/wordml/sdtdatahash" xmlns:w16se="http://schemas.microsoft.com/office/word/2015/wordml/symex" xmlns:wpg="http://schemas.microsoft.com/office/word/2010/wordprocessingGroup" xmlns:wpi="http://schemas.microsoft.com/office/word/2010/wordprocessingInk" xmlns:wne="http://schemas.microsoft.com/office/word/2006/wordml" xmlns:wps="http://schemas.microsoft.com/office/word/2010/wordprocessingShape" mc:Ignorable="w14 w15 w16se w16cid w16 w16cex w16sdtdh wp14">
+<w:glossaryDocument xmlns:wpc="http://schemas.microsoft.com/office/word/2010/wordprocessingCanvas" xmlns:cx="http://schemas.microsoft.com/office/drawing/2014/chartex" xmlns:cx1="http://schemas.microsoft.com/office/drawing/2015/9/8/chartex" xmlns:cx2="http://schemas.microsoft.com/office/drawing/2015/10/21/chartex" xmlns:cx3="http://schemas.microsoft.com/office/drawing/2016/5/9/chartex" xmlns:cx4="http://schemas.microsoft.com/office/drawing/2016/5/10/chartex" xmlns:cx5="http://schemas.microsoft.com/office/drawing/2016/5/11/chartex" xmlns:cx6="http://schemas.microsoft.com/office/drawing/2016/5/12/chartex" xmlns:cx7="http://schemas.microsoft.com/office/drawing/2016/5/13/chartex" xmlns:cx8="http://schemas.microsoft.com/office/drawing/2016/5/14/chartex" xmlns:mc="http://schemas.openxmlformats.org/markup-compatibility/2006" xmlns:aink="http://schemas.microsoft.com/office/drawing/2016/ink" xmlns:am3d="http://schemas.microsoft.com/office/drawing/2017/model3d" xmlns:o="urn:schemas-microsoft-com:office:office" xmlns:oel="http://schemas.microsoft.com/office/2019/extlst" xmlns:r="http://schemas.openxmlformats.org/officeDocument/2006/relationships" xmlns:m="http://schemas.openxmlformats.org/officeDocument/2006/math" xmlns:v="urn:schemas-microsoft-com:vml" xmlns:wp14="http://schemas.microsoft.com/office/word/2010/wordprocessingDrawing" xmlns:wp="http://schemas.openxmlformats.org/drawingml/2006/wordprocessingDrawing" xmlns:w10="urn:schemas-microsoft-com:office:word" xmlns:w="http://schemas.openxmlformats.org/wordprocessingml/2006/main" xmlns:w14="http://schemas.microsoft.com/office/word/2010/wordml" xmlns:w15="http://schemas.microsoft.com/office/word/2012/wordml" xmlns:w16cex="http://schemas.microsoft.com/office/word/2018/wordml/cex" xmlns:w16cid="http://schemas.microsoft.com/office/word/2016/wordml/cid" xmlns:w16="http://schemas.microsoft.com/office/word/2018/wordml" xmlns:w16du="http://schemas.microsoft.com/office/word/2023/wordml/word16du" xmlns:w16sdtdh="http://schemas.microsoft.com/office/word/2020/wordml/sdtdatahash" xmlns:w16sdtfl="http://schemas.microsoft.com/office/word/2024/wordml/sdtformatlock" xmlns:w16se="http://schemas.microsoft.com/office/word/2015/wordml/symex" xmlns:wpg="http://schemas.microsoft.com/office/word/2010/wordprocessingGroup" xmlns:wpi="http://schemas.microsoft.com/office/word/2010/wordprocessingInk" xmlns:wne="http://schemas.microsoft.com/office/word/2006/wordml" xmlns:wps="http://schemas.microsoft.com/office/word/2010/wordprocessingShape" mc:Ignorable="w14 w15 w16se w16cid w16 w16cex w16sdtdh w16sdtfl w16du wp14">
   <w:docParts>
     <w:docPart>
       <w:docPartPr>
@@ -5245,7 +5223,7 @@
 </file>
 
 <file path=word/glossary/fontTable.xml><?xml version="1.0" encoding="utf-8"?>
-<w:fonts xmlns:mc="http://schemas.openxmlformats.org/markup-compatibility/2006" xmlns:r="http://schemas.openxmlformats.org/officeDocument/2006/relationships" xmlns:w="http://schemas.openxmlformats.org/wordprocessingml/2006/main" xmlns:w14="http://schemas.microsoft.com/office/word/2010/wordml" xmlns:w15="http://schemas.microsoft.com/office/word/2012/wordml" xmlns:w16cex="http://schemas.microsoft.com/office/word/2018/wordml/cex" xmlns:w16cid="http://schemas.microsoft.com/office/word/2016/wordml/cid" xmlns:w16="http://schemas.microsoft.com/office/word/2018/wordml" xmlns:w16sdtdh="http://schemas.microsoft.com/office/word/2020/wordml/sdtdatahash" xmlns:w16se="http://schemas.microsoft.com/office/word/2015/wordml/symex" mc:Ignorable="w14 w15 w16se w16cid w16 w16cex w16sdtdh">
+<w:fonts xmlns:mc="http://schemas.openxmlformats.org/markup-compatibility/2006" xmlns:r="http://schemas.openxmlformats.org/officeDocument/2006/relationships" xmlns:w="http://schemas.openxmlformats.org/wordprocessingml/2006/main" xmlns:w14="http://schemas.microsoft.com/office/word/2010/wordml" xmlns:w15="http://schemas.microsoft.com/office/word/2012/wordml" xmlns:w16cex="http://schemas.microsoft.com/office/word/2018/wordml/cex" xmlns:w16cid="http://schemas.microsoft.com/office/word/2016/wordml/cid" xmlns:w16="http://schemas.microsoft.com/office/word/2018/wordml" xmlns:w16du="http://schemas.microsoft.com/office/word/2023/wordml/word16du" xmlns:w16sdtdh="http://schemas.microsoft.com/office/word/2020/wordml/sdtdatahash" xmlns:w16sdtfl="http://schemas.microsoft.com/office/word/2024/wordml/sdtformatlock" xmlns:w16se="http://schemas.microsoft.com/office/word/2015/wordml/symex" mc:Ignorable="w14 w15 w16se w16cid w16 w16cex w16sdtdh w16sdtfl w16du">
   <w:font w:name="Symbol">
     <w:panose1 w:val="05050102010706020507"/>
     <w:charset w:val="02"/>
@@ -5317,11 +5295,23 @@
     <w:pitch w:val="variable"/>
     <w:sig w:usb0="E4002EFF" w:usb1="C200247B" w:usb2="00000009" w:usb3="00000000" w:csb0="000001FF" w:csb1="00000000"/>
   </w:font>
+  <w:font w:name="Aptos">
+    <w:charset w:val="00"/>
+    <w:family w:val="swiss"/>
+    <w:pitch w:val="variable"/>
+    <w:sig w:usb0="20000287" w:usb1="00000003" w:usb2="00000000" w:usb3="00000000" w:csb0="0000019F" w:csb1="00000000"/>
+  </w:font>
+  <w:font w:name="Aptos Display">
+    <w:charset w:val="00"/>
+    <w:family w:val="swiss"/>
+    <w:pitch w:val="variable"/>
+    <w:sig w:usb0="20000287" w:usb1="00000003" w:usb2="00000000" w:usb3="00000000" w:csb0="0000019F" w:csb1="00000000"/>
+  </w:font>
 </w:fonts>
 </file>
 
 <file path=word/glossary/settings.xml><?xml version="1.0" encoding="utf-8"?>
-<w:settings xmlns:mc="http://schemas.openxmlformats.org/markup-compatibility/2006" xmlns:o="urn:schemas-microsoft-com:office:office" xmlns:r="http://schemas.openxmlformats.org/officeDocument/2006/relationships" xmlns:m="http://schemas.openxmlformats.org/officeDocument/2006/math" xmlns:v="urn:schemas-microsoft-com:vml" xmlns:w10="urn:schemas-microsoft-com:office:word" xmlns:w="http://schemas.openxmlformats.org/wordprocessingml/2006/main" xmlns:w14="http://schemas.microsoft.com/office/word/2010/wordml" xmlns:w15="http://schemas.microsoft.com/office/word/2012/wordml" xmlns:w16cex="http://schemas.microsoft.com/office/word/2018/wordml/cex" xmlns:w16cid="http://schemas.microsoft.com/office/word/2016/wordml/cid" xmlns:w16="http://schemas.microsoft.com/office/word/2018/wordml" xmlns:w16sdtdh="http://schemas.microsoft.com/office/word/2020/wordml/sdtdatahash" xmlns:w16se="http://schemas.microsoft.com/office/word/2015/wordml/symex" xmlns:sl="http://schemas.openxmlformats.org/schemaLibrary/2006/main" mc:Ignorable="w14 w15 w16se w16cid w16 w16cex w16sdtdh">
+<w:settings xmlns:mc="http://schemas.openxmlformats.org/markup-compatibility/2006" xmlns:o="urn:schemas-microsoft-com:office:office" xmlns:r="http://schemas.openxmlformats.org/officeDocument/2006/relationships" xmlns:m="http://schemas.openxmlformats.org/officeDocument/2006/math" xmlns:v="urn:schemas-microsoft-com:vml" xmlns:w10="urn:schemas-microsoft-com:office:word" xmlns:w="http://schemas.openxmlformats.org/wordprocessingml/2006/main" xmlns:w14="http://schemas.microsoft.com/office/word/2010/wordml" xmlns:w15="http://schemas.microsoft.com/office/word/2012/wordml" xmlns:w16cex="http://schemas.microsoft.com/office/word/2018/wordml/cex" xmlns:w16cid="http://schemas.microsoft.com/office/word/2016/wordml/cid" xmlns:w16="http://schemas.microsoft.com/office/word/2018/wordml" xmlns:w16du="http://schemas.microsoft.com/office/word/2023/wordml/word16du" xmlns:w16sdtdh="http://schemas.microsoft.com/office/word/2020/wordml/sdtdatahash" xmlns:w16sdtfl="http://schemas.microsoft.com/office/word/2024/wordml/sdtformatlock" xmlns:w16se="http://schemas.microsoft.com/office/word/2015/wordml/symex" xmlns:sl="http://schemas.openxmlformats.org/schemaLibrary/2006/main" mc:Ignorable="w14 w15 w16se w16cid w16 w16cex w16sdtdh w16sdtfl w16du">
   <w:view w:val="normal"/>
   <w:defaultTabStop w:val="720"/>
   <w:characterSpacingControl w:val="doNotCompress"/>
@@ -5336,6 +5326,8 @@
   </w:compat>
   <w:rsids>
     <w:rsidRoot w:val="005831CE"/>
+    <w:rsid w:val="00127CE2"/>
+    <w:rsid w:val="00535E88"/>
     <w:rsid w:val="005831CE"/>
     <w:rsid w:val="00722D16"/>
     <w:rsid w:val="008C2800"/>
@@ -5363,7 +5355,7 @@
 </file>
 
 <file path=word/glossary/styles.xml><?xml version="1.0" encoding="utf-8"?>
-<w:styles xmlns:mc="http://schemas.openxmlformats.org/markup-compatibility/2006" xmlns:r="http://schemas.openxmlformats.org/officeDocument/2006/relationships" xmlns:w="http://schemas.openxmlformats.org/wordprocessingml/2006/main" xmlns:w14="http://schemas.microsoft.com/office/word/2010/wordml" xmlns:w15="http://schemas.microsoft.com/office/word/2012/wordml" xmlns:w16cex="http://schemas.microsoft.com/office/word/2018/wordml/cex" xmlns:w16cid="http://schemas.microsoft.com/office/word/2016/wordml/cid" xmlns:w16="http://schemas.microsoft.com/office/word/2018/wordml" xmlns:w16sdtdh="http://schemas.microsoft.com/office/word/2020/wordml/sdtdatahash" xmlns:w16se="http://schemas.microsoft.com/office/word/2015/wordml/symex" mc:Ignorable="w14 w15 w16se w16cid w16 w16cex w16sdtdh">
+<w:styles xmlns:mc="http://schemas.openxmlformats.org/markup-compatibility/2006" xmlns:r="http://schemas.openxmlformats.org/officeDocument/2006/relationships" xmlns:w="http://schemas.openxmlformats.org/wordprocessingml/2006/main" xmlns:w14="http://schemas.microsoft.com/office/word/2010/wordml" xmlns:w15="http://schemas.microsoft.com/office/word/2012/wordml" xmlns:w16cex="http://schemas.microsoft.com/office/word/2018/wordml/cex" xmlns:w16cid="http://schemas.microsoft.com/office/word/2016/wordml/cid" xmlns:w16="http://schemas.microsoft.com/office/word/2018/wordml" xmlns:w16du="http://schemas.microsoft.com/office/word/2023/wordml/word16du" xmlns:w16sdtdh="http://schemas.microsoft.com/office/word/2020/wordml/sdtdatahash" xmlns:w16sdtfl="http://schemas.microsoft.com/office/word/2024/wordml/sdtformatlock" xmlns:w16se="http://schemas.microsoft.com/office/word/2015/wordml/symex" mc:Ignorable="w14 w15 w16se w16cid w16 w16cex w16sdtdh w16sdtfl w16du">
   <w:docDefaults>
     <w:rPrDefault>
       <w:rPr>
@@ -5802,7 +5794,7 @@
 </file>
 
 <file path=word/glossary/webSettings.xml><?xml version="1.0" encoding="utf-8"?>
-<w:webSettings xmlns:mc="http://schemas.openxmlformats.org/markup-compatibility/2006" xmlns:r="http://schemas.openxmlformats.org/officeDocument/2006/relationships" xmlns:w="http://schemas.openxmlformats.org/wordprocessingml/2006/main" xmlns:w14="http://schemas.microsoft.com/office/word/2010/wordml" xmlns:w15="http://schemas.microsoft.com/office/word/2012/wordml" xmlns:w16cex="http://schemas.microsoft.com/office/word/2018/wordml/cex" xmlns:w16cid="http://schemas.microsoft.com/office/word/2016/wordml/cid" xmlns:w16="http://schemas.microsoft.com/office/word/2018/wordml" xmlns:w16sdtdh="http://schemas.microsoft.com/office/word/2020/wordml/sdtdatahash" xmlns:w16se="http://schemas.microsoft.com/office/word/2015/wordml/symex" mc:Ignorable="w14 w15 w16se w16cid w16 w16cex w16sdtdh">
+<w:webSettings xmlns:mc="http://schemas.openxmlformats.org/markup-compatibility/2006" xmlns:r="http://schemas.openxmlformats.org/officeDocument/2006/relationships" xmlns:w="http://schemas.openxmlformats.org/wordprocessingml/2006/main" xmlns:w14="http://schemas.microsoft.com/office/word/2010/wordml" xmlns:w15="http://schemas.microsoft.com/office/word/2012/wordml" xmlns:w16cex="http://schemas.microsoft.com/office/word/2018/wordml/cex" xmlns:w16cid="http://schemas.microsoft.com/office/word/2016/wordml/cid" xmlns:w16="http://schemas.microsoft.com/office/word/2018/wordml" xmlns:w16du="http://schemas.microsoft.com/office/word/2023/wordml/word16du" xmlns:w16sdtdh="http://schemas.microsoft.com/office/word/2020/wordml/sdtdatahash" xmlns:w16sdtfl="http://schemas.microsoft.com/office/word/2024/wordml/sdtformatlock" xmlns:w16se="http://schemas.microsoft.com/office/word/2015/wordml/symex" mc:Ignorable="w14 w15 w16se w16cid w16 w16cex w16sdtdh w16sdtfl w16du">
   <w:optimizeForBrowser/>
   <w:allowPNG/>
 </w:webSettings>
@@ -6104,38 +6096,6 @@
 </file>
 
 <file path=customXml/item1.xml><?xml version="1.0" encoding="utf-8"?>
-<b:Sources xmlns:b="http://schemas.openxmlformats.org/officeDocument/2006/bibliography" xmlns="http://schemas.openxmlformats.org/officeDocument/2006/bibliography" SelectedStyle="/APASixthEditionOfficeOnline.xsl" StyleName="APA" Version="6"/>
-</file>
-
-<file path=customXml/item2.xml><?xml version="1.0" encoding="utf-8"?>
-<?mso-contentType ?>
-<FormTemplates xmlns="http://schemas.microsoft.com/sharepoint/v3/contenttype/forms">
-  <Display>DocumentLibraryForm</Display>
-  <Edit>DocumentLibraryForm</Edit>
-  <New>DocumentLibraryForm</New>
-</FormTemplates>
-</file>
-
-<file path=customXml/item3.xml><?xml version="1.0" encoding="utf-8"?>
-<p:properties xmlns:p="http://schemas.microsoft.com/office/2006/metadata/properties" xmlns:xsi="http://www.w3.org/2001/XMLSchema-instance" xmlns:pc="http://schemas.microsoft.com/office/infopath/2007/PartnerControls">
-  <documentManagement>
-    <SharedWithUsers xmlns="6ce72eaf-c591-4ffb-9714-b7bd0b2f4b18">
-      <UserInfo>
-        <DisplayName>Susie Fowler</DisplayName>
-        <AccountId>15</AccountId>
-        <AccountType/>
-      </UserInfo>
-      <UserInfo>
-        <DisplayName>Douglas Gray</DisplayName>
-        <AccountId>11</AccountId>
-        <AccountType/>
-      </UserInfo>
-    </SharedWithUsers>
-  </documentManagement>
-</p:properties>
-</file>
-
-<file path=customXml/item4.xml><?xml version="1.0" encoding="utf-8"?>
 <ct:contentTypeSchema xmlns:ct="http://schemas.microsoft.com/office/2006/metadata/contentType" xmlns:ma="http://schemas.microsoft.com/office/2006/metadata/properties/metaAttributes" ct:_="" ma:_="" ma:contentTypeName="Document" ma:contentTypeID="0x010100DB48A3DDE96516498D76F1537FC3D4AE" ma:contentTypeVersion="11" ma:contentTypeDescription="Create a new document." ma:contentTypeScope="" ma:versionID="7d4dddc6da03aeea95c7e8b9b69a88ac">
   <xsd:schema xmlns:xsd="http://www.w3.org/2001/XMLSchema" xmlns:xs="http://www.w3.org/2001/XMLSchema" xmlns:p="http://schemas.microsoft.com/office/2006/metadata/properties" xmlns:ns2="74e8a5a9-2c45-4ac2-84f0-ace54aa33734" xmlns:ns3="6ce72eaf-c591-4ffb-9714-b7bd0b2f4b18" targetNamespace="http://schemas.microsoft.com/office/2006/metadata/properties" ma:root="true" ma:fieldsID="6a2f23baa1ef485c375b117d6d5fad5b" ns2:_="" ns3:_="">
     <xsd:import namespace="74e8a5a9-2c45-4ac2-84f0-ace54aa33734"/>
@@ -6346,33 +6306,39 @@
 </ct:contentTypeSchema>
 </file>
 
-<file path=customXml/itemProps1.xml><?xml version="1.0" encoding="utf-8"?>
-<ds:datastoreItem xmlns:ds="http://schemas.openxmlformats.org/officeDocument/2006/customXml" ds:itemID="{C714DA09-7286-43B9-A5B8-66B7A20A021C}">
-  <ds:schemaRefs>
-    <ds:schemaRef ds:uri="http://schemas.openxmlformats.org/officeDocument/2006/bibliography"/>
-  </ds:schemaRefs>
-</ds:datastoreItem>
+<file path=customXml/item2.xml><?xml version="1.0" encoding="utf-8"?>
+<p:properties xmlns:p="http://schemas.microsoft.com/office/2006/metadata/properties" xmlns:xsi="http://www.w3.org/2001/XMLSchema-instance" xmlns:pc="http://schemas.microsoft.com/office/infopath/2007/PartnerControls">
+  <documentManagement>
+    <SharedWithUsers xmlns="6ce72eaf-c591-4ffb-9714-b7bd0b2f4b18">
+      <UserInfo>
+        <DisplayName>Susie Fowler</DisplayName>
+        <AccountId>15</AccountId>
+        <AccountType/>
+      </UserInfo>
+      <UserInfo>
+        <DisplayName>Douglas Gray</DisplayName>
+        <AccountId>11</AccountId>
+        <AccountType/>
+      </UserInfo>
+    </SharedWithUsers>
+  </documentManagement>
+</p:properties>
 </file>
 
-<file path=customXml/itemProps2.xml><?xml version="1.0" encoding="utf-8"?>
-<ds:datastoreItem xmlns:ds="http://schemas.openxmlformats.org/officeDocument/2006/customXml" ds:itemID="{74F860CF-BB91-40D2-91F3-DE86882DBD12}">
-  <ds:schemaRefs>
-    <ds:schemaRef ds:uri="http://schemas.microsoft.com/sharepoint/v3/contenttype/forms"/>
-  </ds:schemaRefs>
-</ds:datastoreItem>
+<file path=customXml/item3.xml><?xml version="1.0" encoding="utf-8"?>
+<?mso-contentType ?>
+<FormTemplates xmlns="http://schemas.microsoft.com/sharepoint/v3/contenttype/forms">
+  <Display>DocumentLibraryForm</Display>
+  <Edit>DocumentLibraryForm</Edit>
+  <New>DocumentLibraryForm</New>
+</FormTemplates>
 </file>
 
-<file path=customXml/itemProps3.xml><?xml version="1.0" encoding="utf-8"?>
-<ds:datastoreItem xmlns:ds="http://schemas.openxmlformats.org/officeDocument/2006/customXml" ds:itemID="{5AB4E55E-91A8-4A93-8103-CF4E690ECD4E}">
-  <ds:schemaRefs>
-    <ds:schemaRef ds:uri="http://schemas.microsoft.com/office/2006/metadata/properties"/>
-    <ds:schemaRef ds:uri="http://schemas.microsoft.com/office/infopath/2007/PartnerControls"/>
-    <ds:schemaRef ds:uri="6ce72eaf-c591-4ffb-9714-b7bd0b2f4b18"/>
-  </ds:schemaRefs>
-</ds:datastoreItem>
+<file path=customXml/item4.xml><?xml version="1.0" encoding="utf-8"?>
+<b:Sources xmlns:b="http://schemas.openxmlformats.org/officeDocument/2006/bibliography" xmlns="http://schemas.openxmlformats.org/officeDocument/2006/bibliography" SelectedStyle="/APASixthEditionOfficeOnline.xsl" StyleName="APA" Version="6"/>
 </file>
 
-<file path=customXml/itemProps4.xml><?xml version="1.0" encoding="utf-8"?>
+<file path=customXml/itemProps1.xml><?xml version="1.0" encoding="utf-8"?>
 <ds:datastoreItem xmlns:ds="http://schemas.openxmlformats.org/officeDocument/2006/customXml" ds:itemID="{7EC4673A-EEA9-49E7-98A2-F019FBDF1990}">
   <ds:schemaRefs>
     <ds:schemaRef ds:uri="http://schemas.microsoft.com/office/2006/metadata/contentType"/>
@@ -6389,4 +6355,30 @@
     <ds:schemaRef ds:uri="http://schemas.microsoft.com/internal/obd"/>
   </ds:schemaRefs>
 </ds:datastoreItem>
+</file>
+
+<file path=customXml/itemProps2.xml><?xml version="1.0" encoding="utf-8"?>
+<ds:datastoreItem xmlns:ds="http://schemas.openxmlformats.org/officeDocument/2006/customXml" ds:itemID="{5AB4E55E-91A8-4A93-8103-CF4E690ECD4E}">
+  <ds:schemaRefs>
+    <ds:schemaRef ds:uri="http://schemas.microsoft.com/office/2006/metadata/properties"/>
+    <ds:schemaRef ds:uri="http://schemas.microsoft.com/office/infopath/2007/PartnerControls"/>
+    <ds:schemaRef ds:uri="6ce72eaf-c591-4ffb-9714-b7bd0b2f4b18"/>
+  </ds:schemaRefs>
+</ds:datastoreItem>
+</file>
+
+<file path=customXml/itemProps3.xml><?xml version="1.0" encoding="utf-8"?>
+<ds:datastoreItem xmlns:ds="http://schemas.openxmlformats.org/officeDocument/2006/customXml" ds:itemID="{74F860CF-BB91-40D2-91F3-DE86882DBD12}">
+  <ds:schemaRefs>
+    <ds:schemaRef ds:uri="http://schemas.microsoft.com/sharepoint/v3/contenttype/forms"/>
+  </ds:schemaRefs>
+</ds:datastoreItem>
+</file>
+
+<file path=customXml/itemProps4.xml><?xml version="1.0" encoding="utf-8"?>
+<ds:datastoreItem xmlns:ds="http://schemas.openxmlformats.org/officeDocument/2006/customXml" ds:itemID="{C714DA09-7286-43B9-A5B8-66B7A20A021C}">
+  <ds:schemaRefs>
+    <ds:schemaRef ds:uri="http://schemas.openxmlformats.org/officeDocument/2006/bibliography"/>
+  </ds:schemaRefs>
+</ds:datastoreItem>
 </file>